--- a/klagomål/A 27737-2024 FSC-klagomål.docx
+++ b/klagomål/A 27737-2024 FSC-klagomål.docx
@@ -967,7 +967,7 @@
     <w:r>
       <w:tab/>
       <w:tab/>
-      <w:t>2026-09-14</w:t>
+      <w:t>2026-09-15</w:t>
       <w:br/>
       <w:br/>
     </w:r>

--- a/klagomål/A 27737-2024 FSC-klagomål.docx
+++ b/klagomål/A 27737-2024 FSC-klagomål.docx
@@ -967,7 +967,7 @@
     <w:r>
       <w:tab/>
       <w:tab/>
-      <w:t>2026-09-15</w:t>
+      <w:t>2026-09-16</w:t>
       <w:br/>
       <w:br/>
     </w:r>

--- a/klagomål/A 27737-2024 FSC-klagomål.docx
+++ b/klagomål/A 27737-2024 FSC-klagomål.docx
@@ -967,7 +967,7 @@
     <w:r>
       <w:tab/>
       <w:tab/>
-      <w:t>2026-09-16</w:t>
+      <w:t>2026-09-17</w:t>
       <w:br/>
       <w:br/>
     </w:r>

--- a/klagomål/A 27737-2024 FSC-klagomål.docx
+++ b/klagomål/A 27737-2024 FSC-klagomål.docx
@@ -967,7 +967,7 @@
     <w:r>
       <w:tab/>
       <w:tab/>
-      <w:t>2026-09-17</w:t>
+      <w:t>2026-09-18</w:t>
       <w:br/>
       <w:br/>
     </w:r>

--- a/klagomål/A 27737-2024 FSC-klagomål.docx
+++ b/klagomål/A 27737-2024 FSC-klagomål.docx
@@ -967,7 +967,7 @@
     <w:r>
       <w:tab/>
       <w:tab/>
-      <w:t>2026-09-18</w:t>
+      <w:t>2026-09-19</w:t>
       <w:br/>
       <w:br/>
     </w:r>

--- a/klagomål/A 27737-2024 FSC-klagomål.docx
+++ b/klagomål/A 27737-2024 FSC-klagomål.docx
@@ -967,7 +967,7 @@
     <w:r>
       <w:tab/>
       <w:tab/>
-      <w:t>2026-09-19</w:t>
+      <w:t>2026-09-21</w:t>
       <w:br/>
       <w:br/>
     </w:r>

--- a/klagomål/A 27737-2024 FSC-klagomål.docx
+++ b/klagomål/A 27737-2024 FSC-klagomål.docx
@@ -967,7 +967,7 @@
     <w:r>
       <w:tab/>
       <w:tab/>
-      <w:t>2026-09-21</w:t>
+      <w:t>2026-09-23</w:t>
       <w:br/>
       <w:br/>
     </w:r>

--- a/klagomål/A 27737-2024 FSC-klagomål.docx
+++ b/klagomål/A 27737-2024 FSC-klagomål.docx
@@ -967,7 +967,7 @@
     <w:r>
       <w:tab/>
       <w:tab/>
-      <w:t>2026-09-23</w:t>
+      <w:t>2026-09-24</w:t>
       <w:br/>
       <w:br/>
     </w:r>

--- a/klagomål/A 27737-2024 FSC-klagomål.docx
+++ b/klagomål/A 27737-2024 FSC-klagomål.docx
@@ -967,7 +967,7 @@
     <w:r>
       <w:tab/>
       <w:tab/>
-      <w:t>2026-09-24</w:t>
+      <w:t>2026-09-25</w:t>
       <w:br/>
       <w:br/>
     </w:r>

--- a/klagomål/A 27737-2024 FSC-klagomål.docx
+++ b/klagomål/A 27737-2024 FSC-klagomål.docx
@@ -967,7 +967,7 @@
     <w:r>
       <w:tab/>
       <w:tab/>
-      <w:t>2026-09-25</w:t>
+      <w:t>2026-09-26</w:t>
       <w:br/>
       <w:br/>
     </w:r>

--- a/klagomål/A 27737-2024 FSC-klagomål.docx
+++ b/klagomål/A 27737-2024 FSC-klagomål.docx
@@ -967,7 +967,7 @@
     <w:r>
       <w:tab/>
       <w:tab/>
-      <w:t>2026-09-26</w:t>
+      <w:t>2026-09-27</w:t>
       <w:br/>
       <w:br/>
     </w:r>

--- a/klagomål/A 27737-2024 FSC-klagomål.docx
+++ b/klagomål/A 27737-2024 FSC-klagomål.docx
@@ -967,7 +967,7 @@
     <w:r>
       <w:tab/>
       <w:tab/>
-      <w:t>2026-09-27</w:t>
+      <w:t>2026-09-28</w:t>
       <w:br/>
       <w:br/>
     </w:r>

--- a/klagomål/A 27737-2024 FSC-klagomål.docx
+++ b/klagomål/A 27737-2024 FSC-klagomål.docx
@@ -967,7 +967,7 @@
     <w:r>
       <w:tab/>
       <w:tab/>
-      <w:t>2026-09-28</w:t>
+      <w:t>2026-09-29</w:t>
       <w:br/>
       <w:br/>
     </w:r>

--- a/klagomål/A 27737-2024 FSC-klagomål.docx
+++ b/klagomål/A 27737-2024 FSC-klagomål.docx
@@ -967,7 +967,7 @@
     <w:r>
       <w:tab/>
       <w:tab/>
-      <w:t>2026-09-29</w:t>
+      <w:t>2026-09-30</w:t>
       <w:br/>
       <w:br/>
     </w:r>

--- a/klagomål/A 27737-2024 FSC-klagomål.docx
+++ b/klagomål/A 27737-2024 FSC-klagomål.docx
@@ -967,7 +967,7 @@
     <w:r>
       <w:tab/>
       <w:tab/>
-      <w:t>2026-09-30</w:t>
+      <w:t>2026-10-01</w:t>
       <w:br/>
       <w:br/>
     </w:r>

--- a/klagomål/A 27737-2024 FSC-klagomål.docx
+++ b/klagomål/A 27737-2024 FSC-klagomål.docx
@@ -967,7 +967,7 @@
     <w:r>
       <w:tab/>
       <w:tab/>
-      <w:t>2026-10-01</w:t>
+      <w:t>2026-10-02</w:t>
       <w:br/>
       <w:br/>
     </w:r>

--- a/klagomål/A 27737-2024 FSC-klagomål.docx
+++ b/klagomål/A 27737-2024 FSC-klagomål.docx
@@ -967,7 +967,7 @@
     <w:r>
       <w:tab/>
       <w:tab/>
-      <w:t>2026-10-02</w:t>
+      <w:t>2026-10-03</w:t>
       <w:br/>
       <w:br/>
     </w:r>

--- a/klagomål/A 27737-2024 FSC-klagomål.docx
+++ b/klagomål/A 27737-2024 FSC-klagomål.docx
@@ -967,7 +967,7 @@
     <w:r>
       <w:tab/>
       <w:tab/>
-      <w:t>2026-10-03</w:t>
+      <w:t>2026-10-04</w:t>
       <w:br/>
       <w:br/>
     </w:r>

--- a/klagomål/A 27737-2024 FSC-klagomål.docx
+++ b/klagomål/A 27737-2024 FSC-klagomål.docx
@@ -967,7 +967,7 @@
     <w:r>
       <w:tab/>
       <w:tab/>
-      <w:t>2026-10-04</w:t>
+      <w:t>2026-10-05</w:t>
       <w:br/>
       <w:br/>
     </w:r>

--- a/klagomål/A 27737-2024 FSC-klagomål.docx
+++ b/klagomål/A 27737-2024 FSC-klagomål.docx
@@ -178,7 +178,7 @@
       <w:r>
         <w:drawing>
           <wp:inline xmlns:a="http://schemas.openxmlformats.org/drawingml/2006/main" xmlns:pic="http://schemas.openxmlformats.org/drawingml/2006/picture">
-            <wp:extent cx="5486400" cy="5537781"/>
+            <wp:extent cx="5486400" cy="5283066"/>
             <wp:docPr id="1" name="Picture 1"/>
             <wp:cNvGraphicFramePr>
               <a:graphicFrameLocks noChangeAspect="1"/>
@@ -199,7 +199,7 @@
                   <pic:spPr>
                     <a:xfrm>
                       <a:off x="0" y="0"/>
-                      <a:ext cx="5486400" cy="5537781"/>
+                      <a:ext cx="5486400" cy="5283066"/>
                     </a:xfrm>
                     <a:prstGeom prst="rect"/>
                   </pic:spPr>
@@ -221,7 +221,7 @@
     </w:p>
     <w:p>
       <w:r>
-        <w:t>I och inom 22 meter från avverkningsanmälan finns fynd av 8 naturvårdsarter, varav 3 är rödlistade, 3 är fridlysta, 7 är typiska (T) och 1 är signalart (S): ekticka (NT, T), oxtungssvamp (NT), ullticka (NT, T), rostfläck (S, T), blåsippa (T, §9), kransmossa (T), mattlummer (T, §9) och spillkråka (T, §4). Se Figur 1.</w:t>
+        <w:t>I och inom 22 meter från avverkningsanmälan finns fynd av 10 naturvårdsarter, varav 3 är rödlistade, 5 är fridlysta, 9 är typiska (T) och 2 är signalarter (S): ekticka (NT, T), oxtungssvamp (NT), ullticka (NT, T), grön sköldmossa (S, T, §8), rostfläck (S, T), blåsippa (T, §9), kransmossa (T), mattlummer (T, §9), spillkråka (T, §4) och tofsmes (T, §4). Se Figur 1.</w:t>
       </w:r>
     </w:p>
     <w:p>
@@ -339,6 +339,35 @@
         <w:rPr>
           <w:b/>
         </w:rPr>
+        <w:t>Grön sköldmossa (§8)</w:t>
+      </w:r>
+      <w:r>
+        <w:t xml:space="preserve"> är typisk art för </w:t>
+      </w:r>
+      <w:r>
+        <w:rPr>
+          <w:i/>
+        </w:rPr>
+        <w:t xml:space="preserve">9010 Taiga </w:t>
+      </w:r>
+      <w:r>
+        <w:t>och</w:t>
+      </w:r>
+      <w:r>
+        <w:rPr>
+          <w:i/>
+        </w:rPr>
+        <w:t xml:space="preserve"> 9750 Svämlövskog</w:t>
+      </w:r>
+      <w:r>
+        <w:t xml:space="preserve"> och omfattas av EU:s art- och habitatdirektiv bilaga 2 vilket innebär att det finns ett uttalat intresse inom Europeiska unionen att bevara arten. Grön sköldmossa kräver skog som har ett speciellt mikroklimat med hög och jämn luftfuktighet i kombination med rik tillgång på död ved (Nitare &amp; Skogsstyrelsen, 2019; SLU Artdatabanken, 2025). I praktiken handlar det om åtminstone 50 meter med skyddande skog för att undvika uttorkning av marken (Hallingbäck, personligt meddelande 2022-02-24). Grön sköldmossa är en ansvarsart för Sverige då en särskilt stor andel av Europas population finns i landet. Mark- och miljööverdomstolen (MÖD) har i mål nr M 2019-20 (18 februari 2019) slagit fast att grön sköldmossa (§8) är dispenspliktig och att exemplar av arten inte får skadas utan dispens (MÖD, mål nr M 2019-20).</w:t>
+      </w:r>
+    </w:p>
+    <w:p>
+      <w:r>
+        <w:rPr>
+          <w:b/>
+        </w:rPr>
         <w:t xml:space="preserve">Rostfläck </w:t>
       </w:r>
       <w:r>
@@ -459,6 +488,26 @@
       </w:r>
       <w:r>
         <w:t>. Den behöver grova träd, främst tall, asp och bok som boträd. Skogsbruk med korta omloppstider och täta, homogena ungskogar utgör det största hotet. Spillkråka är en nyckelart i skogliga miljöer vars övergivna bohål utnyttjas av flera andra hålhäckande fågelarter och fladdermöss, däribland pärluggla (EN, §4), knipa (§4), salskrake (§4) och skogsduva (§4). Hökuggla (VU, §4) och slaguggla (§4) häckar ofta i högstubbar som brutits av i höjd med ett gammalt spillkråkebo (SLU Artdatabanken, 2026; Skogsstyrelsen, 2016).</w:t>
+      </w:r>
+    </w:p>
+    <w:p>
+      <w:r>
+        <w:rPr>
+          <w:b/>
+        </w:rPr>
+        <w:t>Tofsmes (§4)</w:t>
+      </w:r>
+      <w:r>
+        <w:t xml:space="preserve"> häckar i barr- och blandskog, främst i tallskog. Tofsmes är typisk art för </w:t>
+      </w:r>
+      <w:r>
+        <w:rPr>
+          <w:i/>
+        </w:rPr>
+        <w:t xml:space="preserve">9010 Taiga </w:t>
+      </w:r>
+      <w:r>
+        <w:t>(SLU Artdatabanken, 2025).</w:t>
       </w:r>
     </w:p>
     <w:p>
@@ -567,7 +616,7 @@
         <w:rPr>
           <w:i/>
         </w:rPr>
-        <w:t>I det avverkningsanmälda skogsområdet har 8 naturvårdsarter varav 3 rödlistade arter sina livsmiljöer och växtplatser.</w:t>
+        <w:t>I det avverkningsanmälda skogsområdet har 10 naturvårdsarter varav 3 rödlistade arter sina livsmiljöer och växtplatser.</w:t>
       </w:r>
     </w:p>
     <w:p>
@@ -765,6 +814,195 @@
       </w:pPr>
       <w:r>
         <w:t>BILAGA 1 – Fridlysta arter</w:t>
+      </w:r>
+    </w:p>
+    <w:p>
+      <w:pPr>
+        <w:pStyle w:val="Heading1"/>
+      </w:pPr>
+      <w:r>
+        <w:t>Grön sköldmossa – ekologi samt krav på livsmiljön</w:t>
+      </w:r>
+    </w:p>
+    <w:p>
+      <w:r>
+        <w:t>Grön sköldmossa (§8) växer på stubbar och lågor av olika trädslag, huvudsakligen i sena nedbrytningsstadier. Den förekommer främst i näringsrika granskogar med stort inslag av löv, arten är kortlivad och antalet kapslar varierar kraftigt mellan olika år. Grön sköldmossa kräver skog som har ett speciellt mikroklimat med hög och jämn luftfuktighet i kombination med rik tillgång på död ved (SLU Artdatabanken, 2021; Nitare &amp; Skogsstyrelsen, 2019).</w:t>
+      </w:r>
+    </w:p>
+    <w:p>
+      <w:r>
+        <w:t>Arten har sin huvudutbredning i sydöstra Sverige. Allvarligaste hoten är skogsavverkning och brist på död ved. Brist på naturligt döda träd i dagens produktionsskogar gör att arten blir allt sällsyntare (Hallingbäck, 2016). Död ved i större mängd bör lämnas och träd tillåtas åldras och dö för att skapa kontinuerlig tillgång på livsmiljöer. Träd och livsmiljö bör skyddas genom att lämna trädgrupper, ytor eller zoner (SLU Artdatabanken, 2021). I praktiken handlar det om åtminstone 50 meter med skyddande skog för att undvika uttorkning av marken (Hallingbäck, personligt meddelande 2022-02-24).</w:t>
+      </w:r>
+    </w:p>
+    <w:p>
+      <w:r>
+        <w:t xml:space="preserve">Grön sköldmossa är typisk art för </w:t>
+      </w:r>
+      <w:r>
+        <w:rPr>
+          <w:i/>
+        </w:rPr>
+        <w:t xml:space="preserve">9010 Taiga </w:t>
+      </w:r>
+      <w:r>
+        <w:t>och</w:t>
+      </w:r>
+      <w:r>
+        <w:rPr>
+          <w:i/>
+        </w:rPr>
+        <w:t xml:space="preserve"> 9750 Svämlövskog</w:t>
+      </w:r>
+      <w:r>
+        <w:t>, fridlyst enligt 8§ artskyddsförordningen och upptagen i EU:s Habitatdirektiv bilaga 2 vilket innebär att det finns ett uttalat intresse inom Europeiska unionen att bevara arten. Grön sköldmossa är en ansvarsart för Sverige då en särskilt stor andel av Europas population finns i landet. Förutom i östra Sverige har arten inga större sammanhängande utbredningar med gynnsam bevarandestatus söderut i Europa förrän i Montenegro. Det finns enbart liten förekomst med gynnsam regional bevarandestatus i södra Frankrike och södra Polen. Fridlysningen enligt §§ 8 och 15 Artskyddsförordningen innebär att det är förbjudet att på något sätt skada exemplar av arten, se artskyddsförordningen (2007:845):</w:t>
+      </w:r>
+    </w:p>
+    <w:p>
+      <w:pPr>
+        <w:pStyle w:val="ListBullet"/>
+      </w:pPr>
+      <w:r>
+        <w:t>8 § I fråga om sådana vilt levande kärlväxter, mossor, lavar, svampar och alger som anges i bilaga 2 till denna förordning är det förbjudet att i den omfattning som framgår av bilagan 1. plocka, gräva upp eller på annat sätt ta bort eller skada exemplar av växterna, och 2. ta bort eller skada frön eller andra delar.</w:t>
+      </w:r>
+    </w:p>
+    <w:p>
+      <w:pPr>
+        <w:pStyle w:val="ListBullet"/>
+      </w:pPr>
+      <w:r>
+        <w:t>15 § Länsstyrelsen får i det enskilda fallet ge dispens från förbuden i 6, 8 och 9 §§ som avser länet eller del av länet, om det inte finns någon annan lämplig lösning och dispensen inte försvårar upprätthållandet av en gynnsam bevarandestatus hos artens bestånd i dess naturliga utbredningsområde.</w:t>
+      </w:r>
+    </w:p>
+    <w:p>
+      <w:r>
+        <w:t>Grön sköldmossa är även listad som B i Artskyddsförordningen vilket innebär att den är en art av unionsintresse:</w:t>
+      </w:r>
+    </w:p>
+    <w:p>
+      <w:pPr>
+        <w:pStyle w:val="ListBullet"/>
+      </w:pPr>
+      <w:r>
+        <w:t>B: Arten har enligt fågeldirektivet eller art- och habitatdirektivet ett sådant unionsintresse att särskilda skyddsområden (fågeldirektivet) eller bevarandeområden (art- och habitatdirektivet) behöver utses. Arten finns upptagen i bilaga 2 till art- och habitatdirektivet.</w:t>
+      </w:r>
+    </w:p>
+    <w:p>
+      <w:r>
+        <w:t>Mark- och miljööverdomstolen (MÖD) har i mål nr M 2019-20 (18 februari 2019) slagit fast att grön sköldmossa (§8) är dispenspliktig och att exemplar av arten inte får skadas utan dispens (MÖD, mål nr M 2019-20).</w:t>
+      </w:r>
+    </w:p>
+    <w:p>
+      <w:r>
+        <w:t>Hallingbäck, personligt meddelande 2022-02-24</w:t>
+      </w:r>
+    </w:p>
+    <w:p>
+      <w:pPr>
+        <w:jc w:val="left"/>
+      </w:pPr>
+      <w:r>
+        <w:t>Från: Tomas Hallingbäck &lt;Tomas.Hallingback@slu.se&gt;</w:t>
+        <w:br/>
+        <w:t>Date: tors 24 feb. 2022 kl 17:49</w:t>
+        <w:br/>
+        <w:t>Subject: Re: Grön sköldmossa</w:t>
+        <w:br/>
+        <w:t>To: Magnus Kasselstrand &lt;magnus.kasselstrand@gmail.com&gt;</w:t>
+      </w:r>
+    </w:p>
+    <w:p>
+      <w:r>
+        <w:t>Hej Magnus,</w:t>
+      </w:r>
+    </w:p>
+    <w:p>
+      <w:r>
+        <w:t>Tyvärr finns inga studier på just detta, men uttorkning av underlaget är en starkt negativ faktor för grön sköldmossa, och jag brukar hänvisa till lokalklimatiska studier som visar att skyddskappan för att förhindra uttorkning av marken ligger på minst tre trädlängder skog (för plan mark), kortare för kuperad terräng, och detta blir i praktiken åtminstone 50 meter.</w:t>
+      </w:r>
+    </w:p>
+    <w:p>
+      <w:r>
+        <w:t>MVH</w:t>
+        <w:br/>
+        <w:t>Tomas Hallingbäck</w:t>
+      </w:r>
+    </w:p>
+    <w:p>
+      <w:pPr>
+        <w:pStyle w:val="Heading2"/>
+      </w:pPr>
+      <w:r>
+        <w:t>Referenser – grön sköldmossa</w:t>
+      </w:r>
+    </w:p>
+    <w:p>
+      <w:r>
+        <w:t xml:space="preserve">Hallingbäck T., 2016. </w:t>
+      </w:r>
+      <w:r>
+        <w:rPr>
+          <w:i/>
+        </w:rPr>
+        <w:t xml:space="preserve">Mossor en fältguide. </w:t>
+      </w:r>
+      <w:r>
+        <w:t>Naturcentrum.</w:t>
+      </w:r>
+    </w:p>
+    <w:p>
+      <w:r>
+        <w:t xml:space="preserve">Hallingbäck T., 2022. </w:t>
+      </w:r>
+      <w:r>
+        <w:rPr>
+          <w:i/>
+        </w:rPr>
+        <w:t xml:space="preserve">Personligt meddelande 2022-02-24. </w:t>
+      </w:r>
+      <w:r>
+        <w:t>SLU Artdatabanken.</w:t>
+      </w:r>
+    </w:p>
+    <w:p>
+      <w:r>
+        <w:t xml:space="preserve">Mark- och miljööverdomstolen. </w:t>
+      </w:r>
+      <w:r>
+        <w:rPr>
+          <w:i/>
+        </w:rPr>
+        <w:t xml:space="preserve">Dom 18 februari 2019 i mål nr M 2019-20 </w:t>
+      </w:r>
+      <w:r>
+        <w:t>(MÖD, mål nr M 2019-20)</w:t>
+      </w:r>
+    </w:p>
+    <w:p>
+      <w:r>
+        <w:t xml:space="preserve">Nitare, J., 2019. </w:t>
+      </w:r>
+      <w:r>
+        <w:rPr>
+          <w:i/>
+        </w:rPr>
+        <w:t xml:space="preserve">Skyddsvärd skog – Naturvårdsarter och andra kriterier för naturvärdesbedömning. </w:t>
+      </w:r>
+      <w:r>
+        <w:t>Skogsstyrelsen.</w:t>
+      </w:r>
+    </w:p>
+    <w:p>
+      <w:r>
+        <w:t xml:space="preserve">SLU Artdatabanken, 2021. </w:t>
+      </w:r>
+      <w:r>
+        <w:rPr>
+          <w:i/>
+        </w:rPr>
+        <w:t xml:space="preserve">Artfaktablad. Naturvård – artfakta. </w:t>
+      </w:r>
+      <w:r>
+        <w:t>SLU Artdatabanken, Uppsala</w:t>
       </w:r>
     </w:p>
     <w:p>
@@ -967,7 +1205,7 @@
     <w:r>
       <w:tab/>
       <w:tab/>
-      <w:t>2026-10-05</w:t>
+      <w:t>2026-10-06</w:t>
       <w:br/>
       <w:br/>
     </w:r>

--- a/klagomål/A 27737-2024 FSC-klagomål.docx
+++ b/klagomål/A 27737-2024 FSC-klagomål.docx
@@ -1205,7 +1205,7 @@
     <w:r>
       <w:tab/>
       <w:tab/>
-      <w:t>2026-10-06</w:t>
+      <w:t>2026-10-07</w:t>
       <w:br/>
       <w:br/>
     </w:r>

--- a/klagomål/A 27737-2024 FSC-klagomål.docx
+++ b/klagomål/A 27737-2024 FSC-klagomål.docx
@@ -1205,7 +1205,7 @@
     <w:r>
       <w:tab/>
       <w:tab/>
-      <w:t>2026-10-07</w:t>
+      <w:t>2026-10-08</w:t>
       <w:br/>
       <w:br/>
     </w:r>

--- a/klagomål/A 27737-2024 FSC-klagomål.docx
+++ b/klagomål/A 27737-2024 FSC-klagomål.docx
@@ -1205,7 +1205,7 @@
     <w:r>
       <w:tab/>
       <w:tab/>
-      <w:t>2026-10-08</w:t>
+      <w:t>2026-10-09</w:t>
       <w:br/>
       <w:br/>
     </w:r>

--- a/klagomål/A 27737-2024 FSC-klagomål.docx
+++ b/klagomål/A 27737-2024 FSC-klagomål.docx
@@ -1205,7 +1205,7 @@
     <w:r>
       <w:tab/>
       <w:tab/>
-      <w:t>2026-10-09</w:t>
+      <w:t>2026-10-10</w:t>
       <w:br/>
       <w:br/>
     </w:r>

--- a/klagomål/A 27737-2024 FSC-klagomål.docx
+++ b/klagomål/A 27737-2024 FSC-klagomål.docx
@@ -1205,7 +1205,7 @@
     <w:r>
       <w:tab/>
       <w:tab/>
-      <w:t>2026-10-10</w:t>
+      <w:t>2026-10-11</w:t>
       <w:br/>
       <w:br/>
     </w:r>

--- a/klagomål/A 27737-2024 FSC-klagomål.docx
+++ b/klagomål/A 27737-2024 FSC-klagomål.docx
@@ -1205,7 +1205,7 @@
     <w:r>
       <w:tab/>
       <w:tab/>
-      <w:t>2026-10-11</w:t>
+      <w:t>2026-10-12</w:t>
       <w:br/>
       <w:br/>
     </w:r>

--- a/klagomål/A 27737-2024 FSC-klagomål.docx
+++ b/klagomål/A 27737-2024 FSC-klagomål.docx
@@ -1205,7 +1205,7 @@
     <w:r>
       <w:tab/>
       <w:tab/>
-      <w:t>2026-10-12</w:t>
+      <w:t>2026-10-13</w:t>
       <w:br/>
       <w:br/>
     </w:r>

--- a/klagomål/A 27737-2024 FSC-klagomål.docx
+++ b/klagomål/A 27737-2024 FSC-klagomål.docx
@@ -1205,7 +1205,7 @@
     <w:r>
       <w:tab/>
       <w:tab/>
-      <w:t>2026-10-13</w:t>
+      <w:t>2026-10-14</w:t>
       <w:br/>
       <w:br/>
     </w:r>

--- a/klagomål/A 27737-2024 FSC-klagomål.docx
+++ b/klagomål/A 27737-2024 FSC-klagomål.docx
@@ -1205,7 +1205,7 @@
     <w:r>
       <w:tab/>
       <w:tab/>
-      <w:t>2026-10-14</w:t>
+      <w:t>2026-10-15</w:t>
       <w:br/>
       <w:br/>
     </w:r>

--- a/klagomål/A 27737-2024 FSC-klagomål.docx
+++ b/klagomål/A 27737-2024 FSC-klagomål.docx
@@ -221,7 +221,7 @@
     </w:p>
     <w:p>
       <w:r>
-        <w:t>I och inom 22 meter från avverkningsanmälan finns fynd av 10 naturvårdsarter, varav 3 är rödlistade, 5 är fridlysta, 9 är typiska (T) och 2 är signalarter (S): ekticka (NT, T), oxtungssvamp (NT), ullticka (NT, T), grön sköldmossa (S, T, §8), rostfläck (S, T), blåsippa (T, §9), kransmossa (T), mattlummer (T, §9), spillkråka (T, §4) och tofsmes (T, §4). Se Figur 1.</w:t>
+        <w:t>I och inom 22 meter från avverkningsanmälan finns fynd av 11 naturvårdsarter, varav 4 är rödlistade, 6 är fridlysta, 9 är typiska (T) och 2 är signalarter (S): ekticka (NT, T), oxtungssvamp (NT), talltita (NT, §4), ullticka (NT, T), grön sköldmossa (S, T, §8), rostfläck (S, T), blåsippa (T, §9), kransmossa (T), mattlummer (T, §9), spillkråka (T, §4) och tofsmes (T, §4). Se Figur 1.</w:t>
       </w:r>
     </w:p>
     <w:p>
@@ -283,6 +283,17 @@
         <w:rPr>
           <w:b/>
         </w:rPr>
+        <w:t>Talltita (NT, §4)</w:t>
+      </w:r>
+      <w:r>
+        <w:t>, rödlistad som nära hotad och prioriterad art i Skogsvårdslagen, har häckningsrevir i anmälan. Arten har minskat kraftigt de senaste 30 åren och minskningstakten innevarande 10-årsperiod beräknas till 20 (10–30) %. Talltitan är synnerligen trogen sitt cirka 15 hektar stora revir och är beroende av flerskiktade olikåldriga skogar för att kunna föda upp sina ungar. Talltitan försvinner om dess livsmiljö kalavverkas (Eggers &amp; Low, 2014; Ekman, 1979; Griesser et al, 2007; Klein, 2020; Siffczyk et al, 2003; SLU Artdatabanken, 2021).</w:t>
+      </w:r>
+    </w:p>
+    <w:p>
+      <w:r>
+        <w:rPr>
+          <w:b/>
+        </w:rPr>
         <w:t>Ullticka (NT)</w:t>
       </w:r>
       <w:r>
@@ -616,7 +627,7 @@
         <w:rPr>
           <w:i/>
         </w:rPr>
-        <w:t>I det avverkningsanmälda skogsområdet har 10 naturvårdsarter varav 3 rödlistade arter sina livsmiljöer och växtplatser.</w:t>
+        <w:t>I det avverkningsanmälda skogsområdet har 11 naturvårdsarter varav 4 rödlistade arter sina livsmiljöer och växtplatser.</w:t>
       </w:r>
     </w:p>
     <w:p>
@@ -814,6 +825,126 @@
       </w:pPr>
       <w:r>
         <w:t>BILAGA 1 – Fridlysta arter</w:t>
+      </w:r>
+    </w:p>
+    <w:p>
+      <w:pPr>
+        <w:pStyle w:val="Heading1"/>
+      </w:pPr>
+      <w:r>
+        <w:t>Talltita – ekologi samt krav på livsmiljön</w:t>
+      </w:r>
+    </w:p>
+    <w:p>
+      <w:r>
+        <w:t>Talltita är rödlistad som NT, fridlyst och prioriterad art i Skogsvårdslagen. Den omfattas av EU:s fågeldirektiv. Arten har minskat kraftigt de senaste 30 åren och minskningstakten innevarande 10-årsperiod beräknas till 20 (10–30) % (SLU Artdatabanken, 2022).</w:t>
+      </w:r>
+    </w:p>
+    <w:p>
+      <w:r>
+        <w:t>Talltita föredrar större sammanhängande barrskogar, och finns såväl i tallskog som granskog och i lövblandad barrskog. Skogens struktur är viktig och ska helst vara flerskiktad med riklig underväxt av mindre granar, björk och andra lövträd och buskar. Tillgång på murknande högstubbar är särskilt viktig, eftersom talltitan helst själv hackar ut sitt bohål (SLU Artdatabanken, 2022).</w:t>
+      </w:r>
+    </w:p>
+    <w:p>
+      <w:r>
+        <w:t>Det finns flera studier som visar att talltita är känslig för gallring och inte överlever när dess livsmiljö kalavverkas (Eggers and Low, 2014; Griesser et al., 2007; Klein, 2020). Talltitans revir är förhållandevis stora, 10–20 hektar och arten missgynnas när skogen fragmenteras. Kalavverkning av större delar av reviret innebär att det överges (Artdatabanken, 2021).</w:t>
+      </w:r>
+    </w:p>
+    <w:p>
+      <w:r>
+        <w:t>Talltitan är synnerligen trogen sitt revir så länge paret lever och biotopen förblir intakt. Paret stannar i sitt revir året om. En förlust av ett revir har därför en stor inverkan på den lokala populationen och trakthyggesbruket anses vara orsak till den svenska populationens kraftiga minskning. Talltiteparets revirtrohet innebär att närhelst under året man observerar en adult talltita så ingår denna plats i reviret (Siffczyk et al., 2003; Ekman, 1979).</w:t>
+      </w:r>
+    </w:p>
+    <w:p>
+      <w:pPr>
+        <w:pStyle w:val="Heading2"/>
+      </w:pPr>
+      <w:r>
+        <w:t>Referenser – talltita</w:t>
+      </w:r>
+    </w:p>
+    <w:p>
+      <w:r>
+        <w:t xml:space="preserve">Eggers, S., Low, M., 2014. </w:t>
+      </w:r>
+      <w:r>
+        <w:rPr>
+          <w:i/>
+        </w:rPr>
+        <w:t xml:space="preserve">Differential demographic responses of sympatric Parids to vegetation management in boreal forest. </w:t>
+      </w:r>
+      <w:r>
+        <w:t>For. Ecol. Manage. 319, 169–175.</w:t>
+      </w:r>
+    </w:p>
+    <w:p>
+      <w:r>
+        <w:t xml:space="preserve">Ekman, J., 1979. </w:t>
+      </w:r>
+      <w:r>
+        <w:rPr>
+          <w:i/>
+        </w:rPr>
+        <w:t xml:space="preserve">Coherence, composition and territories of winter social groups of the Willow Tit Parus montanus and the Crested Tit P. cristatus. </w:t>
+      </w:r>
+      <w:r>
+        <w:t>Ornis Scandinavica, 10, pp 56–68</w:t>
+      </w:r>
+    </w:p>
+    <w:p>
+      <w:r>
+        <w:t xml:space="preserve">Griesser, M., Nystrand, M., Eggers, S., Ekman, J., 2007. </w:t>
+      </w:r>
+      <w:r>
+        <w:rPr>
+          <w:i/>
+        </w:rPr>
+        <w:t xml:space="preserve">Impact of forestry practices on fitness correlates and population productivity in an open-nesting bird species. </w:t>
+      </w:r>
+      <w:r>
+        <w:t>Conserv. Biol. 21, 767–774. https://doi.org/10.1111/j.1523- 1739.2007.00675.x</w:t>
+      </w:r>
+    </w:p>
+    <w:p>
+      <w:r>
+        <w:t xml:space="preserve">Klein, J., 2020. </w:t>
+      </w:r>
+      <w:r>
+        <w:rPr>
+          <w:i/>
+        </w:rPr>
+        <w:t xml:space="preserve">The forgotten forest – On thinning, retention, and biodiversity in the boreal forest. </w:t>
+      </w:r>
+      <w:r>
+        <w:t>Doctoral Thesis No. 2020:50</w:t>
+      </w:r>
+    </w:p>
+    <w:p>
+      <w:r>
+        <w:t xml:space="preserve">Siffczyk, C., Brotons, L., Kangas, K., Orell, M., 2003. </w:t>
+      </w:r>
+      <w:r>
+        <w:rPr>
+          <w:i/>
+        </w:rPr>
+        <w:t xml:space="preserve">Home range size of willow tits. </w:t>
+      </w:r>
+      <w:r>
+        <w:t>Oecologica, 136, 635–642 (2003)</w:t>
+      </w:r>
+    </w:p>
+    <w:p>
+      <w:r>
+        <w:t xml:space="preserve">SLU Artdatabanken, 2021. </w:t>
+      </w:r>
+      <w:r>
+        <w:rPr>
+          <w:i/>
+        </w:rPr>
+        <w:t xml:space="preserve">Artfaktablad. Naturvård – artfakta. </w:t>
+      </w:r>
+      <w:r>
+        <w:t>SLU Artdatabanken, Uppsala</w:t>
       </w:r>
     </w:p>
     <w:p>
@@ -1205,7 +1336,7 @@
     <w:r>
       <w:tab/>
       <w:tab/>
-      <w:t>2026-10-15</w:t>
+      <w:t>2026-10-16</w:t>
       <w:br/>
       <w:br/>
     </w:r>

--- a/klagomål/A 27737-2024 FSC-klagomål.docx
+++ b/klagomål/A 27737-2024 FSC-klagomål.docx
@@ -1336,7 +1336,7 @@
     <w:r>
       <w:tab/>
       <w:tab/>
-      <w:t>2026-10-16</w:t>
+      <w:t>2026-10-17</w:t>
       <w:br/>
       <w:br/>
     </w:r>

--- a/klagomål/A 27737-2024 FSC-klagomål.docx
+++ b/klagomål/A 27737-2024 FSC-klagomål.docx
@@ -1336,7 +1336,7 @@
     <w:r>
       <w:tab/>
       <w:tab/>
-      <w:t>2026-10-17</w:t>
+      <w:t>2026-10-18</w:t>
       <w:br/>
       <w:br/>
     </w:r>

--- a/klagomål/A 27737-2024 FSC-klagomål.docx
+++ b/klagomål/A 27737-2024 FSC-klagomål.docx
@@ -1336,7 +1336,7 @@
     <w:r>
       <w:tab/>
       <w:tab/>
-      <w:t>2026-10-18</w:t>
+      <w:t>2026-10-19</w:t>
       <w:br/>
       <w:br/>
     </w:r>

--- a/klagomål/A 27737-2024 FSC-klagomål.docx
+++ b/klagomål/A 27737-2024 FSC-klagomål.docx
@@ -178,7 +178,7 @@
       <w:r>
         <w:drawing>
           <wp:inline xmlns:a="http://schemas.openxmlformats.org/drawingml/2006/main" xmlns:pic="http://schemas.openxmlformats.org/drawingml/2006/picture">
-            <wp:extent cx="5486400" cy="5283066"/>
+            <wp:extent cx="5486400" cy="5224288"/>
             <wp:docPr id="1" name="Picture 1"/>
             <wp:cNvGraphicFramePr>
               <a:graphicFrameLocks noChangeAspect="1"/>
@@ -199,7 +199,7 @@
                   <pic:spPr>
                     <a:xfrm>
                       <a:off x="0" y="0"/>
-                      <a:ext cx="5486400" cy="5283066"/>
+                      <a:ext cx="5486400" cy="5224288"/>
                     </a:xfrm>
                     <a:prstGeom prst="rect"/>
                   </pic:spPr>
@@ -221,7 +221,7 @@
     </w:p>
     <w:p>
       <w:r>
-        <w:t>I och inom 22 meter från avverkningsanmälan finns fynd av 11 naturvårdsarter, varav 4 är rödlistade, 6 är fridlysta, 9 är typiska (T) och 2 är signalarter (S): ekticka (NT, T), oxtungssvamp (NT), talltita (NT, §4), ullticka (NT, T), grön sköldmossa (S, T, §8), rostfläck (S, T), blåsippa (T, §9), kransmossa (T), mattlummer (T, §9), spillkråka (T, §4) och tofsmes (T, §4). Se Figur 1.</w:t>
+        <w:t>I och inom 22 meter från avverkningsanmälan finns fynd av 12 naturvårdsarter, varav 5 är rödlistade, 7 är fridlysta, 10 är typiska (T) och 2 är signalarter (S): ekticka (NT, T), mindre hackspett (NT, T, §4), oxtungssvamp (NT), talltita (NT, §4), ullticka (NT, T), grön sköldmossa (S, T, §8), rostfläck (S, T), blåsippa (T, §9), kransmossa (T), mattlummer (T, §9), spillkråka (T, §4) och tofsmes (T, §4). Se Figur 1.</w:t>
       </w:r>
     </w:p>
     <w:p>
@@ -272,6 +272,26 @@
         <w:rPr>
           <w:b/>
         </w:rPr>
+        <w:t>Mindre hackspett (NT, §4)</w:t>
+      </w:r>
+      <w:r>
+        <w:t xml:space="preserve"> är rödlistad som nära hotad, fridlyst och prioriterad art i Skogsvårdslagen. Minskningstakten har uppgått till 25 (10–40) % under de senaste 15 åren och bedöms vara nära gränsvärdet för Sårbar (VU). (A2bc). Arten har stora revir och höga krav när det gäller förekomst av lövskog på landskapsnivå. För att häcka framgångsrikt behöver ett par cirka 40 ha äldre lövdominerad skog inom ett område på upp till 200 ha. Under vintern kan födosök även ske i äldre grandominerad skog. Mindre hackspett är typisk art för </w:t>
+      </w:r>
+      <w:r>
+        <w:rPr>
+          <w:i/>
+        </w:rPr>
+        <w:t>9010 Taiga, 9750 Svämlövskog, 9080 Lövsumpskog, 9030 Landhöjningsskog och 9040 Fjällbjörkskog</w:t>
+      </w:r>
+      <w:r>
+        <w:t xml:space="preserve"> (SLU Artdatabanken, 2021; Skogsstyrelsen, 2016).</w:t>
+      </w:r>
+    </w:p>
+    <w:p>
+      <w:r>
+        <w:rPr>
+          <w:b/>
+        </w:rPr>
         <w:t>Oxtungssvamp (NT)</w:t>
       </w:r>
       <w:r>
@@ -627,7 +647,7 @@
         <w:rPr>
           <w:i/>
         </w:rPr>
-        <w:t>I det avverkningsanmälda skogsområdet har 11 naturvårdsarter varav 4 rödlistade arter sina livsmiljöer och växtplatser.</w:t>
+        <w:t>I det avverkningsanmälda skogsområdet har 12 naturvårdsarter varav 5 rödlistade arter sina livsmiljöer och växtplatser.</w:t>
       </w:r>
     </w:p>
     <w:p>
@@ -825,6 +845,79 @@
       </w:pPr>
       <w:r>
         <w:t>BILAGA 1 – Fridlysta arter</w:t>
+      </w:r>
+    </w:p>
+    <w:p>
+      <w:pPr>
+        <w:pStyle w:val="Heading1"/>
+      </w:pPr>
+      <w:r>
+        <w:t>Mindre hackspett – ekologi samt krav på livsmiljön</w:t>
+      </w:r>
+    </w:p>
+    <w:p>
+      <w:r>
+        <w:t xml:space="preserve">Mindre hackspett (NT) är rödlistad som nära hotad, fridlyst och prioriterad art i Skogsvårdslagen. Den är typisk art för </w:t>
+      </w:r>
+      <w:r>
+        <w:rPr>
+          <w:i/>
+        </w:rPr>
+        <w:t>9010 Taiga, 9750 Svämlövskog, 9080 Lövsumpskog, 9030 Landhöjningsskog och 9040 Fjällbjörkskog</w:t>
+      </w:r>
+      <w:r>
+        <w:t>. Minskningstakten har uppgått till 25 (10–40) % under de senaste 15 åren och bedöms vara nära gränsvärdet för Sårbar (VU). (A2bc). (SLU Artdatabanken 2021).</w:t>
+      </w:r>
+    </w:p>
+    <w:p>
+      <w:r>
+        <w:t>Den mindre hackspetten lever i löv- och blandskog med förekomst av äldre lövträd, gärna ädellövträd i södra Sverige. Norrut förekommer arten i gamla löv- och blandskogar med al, björk och asp. Ett mycket glest bestånd förekommer i fjällbjörkskogen. Under vintern kan födosök ske även i äldre grandominerad skog, troligen för att den ger bättre skydd mot rovdjur och rovfåglar än ren lövskog. (SLU Artdatabanken, 2021).</w:t>
+      </w:r>
+    </w:p>
+    <w:p>
+      <w:r>
+        <w:t>Arten har stora revir och höga krav när det gäller förekomst av lövskog på landskapsnivå. För att häcka framgångsrikt behöver ett par cirka 40 ha äldre lövdominerad skog inom ett område på upp till 200 ha. Under vintern utsträcks födosöket till ett större område på flera hundra hektar, men varje individ återvänder till samma natthål kväll efter kväll. Arten häckar i murkna lövträdsstammar eller stubbar (oftast klibbal eller björk), vanligen 3–7 meter över marken. Ett nytt bohål hackas ut varje vår (Skogsstyrelsen, 2016 &amp; SLU Artdatabanken, 2021).</w:t>
+      </w:r>
+    </w:p>
+    <w:p>
+      <w:r>
+        <w:t>Den mindre hackspetten missgynnas av gallring i löv- och blandskogar, om lövträd tas bort. Vidare så missgynnas arten starkt genom avverkning av äldre lövträd, dränering och avverkning av al- och björkkärr, röjning eller gallring av täta strandskogar, alkärr samt borttagande av murkna träd och grenar. Nedhuggning av äldre hagmarksbjörkar och alar är också negativt. Arten hotas dessutom av biobränsleuttag i gamla inägomarker och andra lövskogar (Skogsstyrelsen, 2016 &amp; SLU Artdatabanken, 2021).</w:t>
+      </w:r>
+    </w:p>
+    <w:p>
+      <w:pPr>
+        <w:pStyle w:val="Heading2"/>
+      </w:pPr>
+      <w:r>
+        <w:t>Referenser – mindre hackspett</w:t>
+      </w:r>
+    </w:p>
+    <w:p>
+      <w:r>
+        <w:t xml:space="preserve">Skogsstyrelsen, 2016. </w:t>
+      </w:r>
+      <w:r>
+        <w:rPr>
+          <w:i/>
+        </w:rPr>
+        <w:t xml:space="preserve">Vägledning för hänsyn till mindre hackspett. </w:t>
+      </w:r>
+      <w:r>
+        <w:t>https://www.skogsstyrelsen.se/globalassets/lag-och-tillsyn/artskydd/vagledningar-for-hansyn-till-faglar/mindre-hackspett-vagledning-hansyn2.pdf</w:t>
+      </w:r>
+    </w:p>
+    <w:p>
+      <w:r>
+        <w:t xml:space="preserve">SLU Artdatabanken, 2021. </w:t>
+      </w:r>
+      <w:r>
+        <w:rPr>
+          <w:i/>
+        </w:rPr>
+        <w:t xml:space="preserve">Artfaktablad. Naturvård – artfakta. </w:t>
+      </w:r>
+      <w:r>
+        <w:t>SLU Artdatabanken, Uppsala</w:t>
       </w:r>
     </w:p>
     <w:p>
@@ -1336,7 +1429,7 @@
     <w:r>
       <w:tab/>
       <w:tab/>
-      <w:t>2026-10-19</w:t>
+      <w:t>2026-10-20</w:t>
       <w:br/>
       <w:br/>
     </w:r>

--- a/klagomål/A 27737-2024 FSC-klagomål.docx
+++ b/klagomål/A 27737-2024 FSC-klagomål.docx
@@ -1429,7 +1429,7 @@
     <w:r>
       <w:tab/>
       <w:tab/>
-      <w:t>2026-10-20</w:t>
+      <w:t>2026-10-21</w:t>
       <w:br/>
       <w:br/>
     </w:r>

--- a/klagomål/A 27737-2024 FSC-klagomål.docx
+++ b/klagomål/A 27737-2024 FSC-klagomål.docx
@@ -1429,7 +1429,7 @@
     <w:r>
       <w:tab/>
       <w:tab/>
-      <w:t>2026-10-21</w:t>
+      <w:t>2026-10-22</w:t>
       <w:br/>
       <w:br/>
     </w:r>

--- a/klagomål/A 27737-2024 FSC-klagomål.docx
+++ b/klagomål/A 27737-2024 FSC-klagomål.docx
@@ -1429,7 +1429,7 @@
     <w:r>
       <w:tab/>
       <w:tab/>
-      <w:t>2026-10-22</w:t>
+      <w:t>2026-10-23</w:t>
       <w:br/>
       <w:br/>
     </w:r>

--- a/klagomål/A 27737-2024 FSC-klagomål.docx
+++ b/klagomål/A 27737-2024 FSC-klagomål.docx
@@ -1429,7 +1429,7 @@
     <w:r>
       <w:tab/>
       <w:tab/>
-      <w:t>2026-10-23</w:t>
+      <w:t>2026-10-24</w:t>
       <w:br/>
       <w:br/>
     </w:r>

--- a/klagomål/A 27737-2024 FSC-klagomål.docx
+++ b/klagomål/A 27737-2024 FSC-klagomål.docx
@@ -1429,7 +1429,7 @@
     <w:r>
       <w:tab/>
       <w:tab/>
-      <w:t>2026-10-24</w:t>
+      <w:t>2026-10-25</w:t>
       <w:br/>
       <w:br/>
     </w:r>

--- a/klagomål/A 27737-2024 FSC-klagomål.docx
+++ b/klagomål/A 27737-2024 FSC-klagomål.docx
@@ -1429,7 +1429,7 @@
     <w:r>
       <w:tab/>
       <w:tab/>
-      <w:t>2026-10-25</w:t>
+      <w:t>2026-10-26</w:t>
       <w:br/>
       <w:br/>
     </w:r>

--- a/klagomål/A 27737-2024 FSC-klagomål.docx
+++ b/klagomål/A 27737-2024 FSC-klagomål.docx
@@ -1429,7 +1429,7 @@
     <w:r>
       <w:tab/>
       <w:tab/>
-      <w:t>2026-10-26</w:t>
+      <w:t>2026-10-27</w:t>
       <w:br/>
       <w:br/>
     </w:r>

--- a/klagomål/A 27737-2024 FSC-klagomål.docx
+++ b/klagomål/A 27737-2024 FSC-klagomål.docx
@@ -1429,7 +1429,7 @@
     <w:r>
       <w:tab/>
       <w:tab/>
-      <w:t>2026-10-27</w:t>
+      <w:t>2026-10-28</w:t>
       <w:br/>
       <w:br/>
     </w:r>

--- a/klagomål/A 27737-2024 FSC-klagomål.docx
+++ b/klagomål/A 27737-2024 FSC-klagomål.docx
@@ -1429,7 +1429,7 @@
     <w:r>
       <w:tab/>
       <w:tab/>
-      <w:t>2026-10-28</w:t>
+      <w:t>2026-10-29</w:t>
       <w:br/>
       <w:br/>
     </w:r>

--- a/klagomål/A 27737-2024 FSC-klagomål.docx
+++ b/klagomål/A 27737-2024 FSC-klagomål.docx
@@ -1429,7 +1429,7 @@
     <w:r>
       <w:tab/>
       <w:tab/>
-      <w:t>2026-10-29</w:t>
+      <w:t>2026-10-31</w:t>
       <w:br/>
       <w:br/>
     </w:r>
